--- a/fichas/lengua/soluciones_lengua_dialogo-debate-argumentativo_6.docx
+++ b/fichas/lengua/soluciones_lengua_dialogo-debate-argumentativo_6.docx
@@ -202,6 +202,255 @@
           <w:sz w:val="22"/>
         </w:rPr>
         <w:t>Ana preguntó: vienes al debate? → —¿Vienes al debate? —preguntó Ana.</w:t>
+      </w:r>
+    </w:p>
+    <w:p>
+      <w:pPr>
+        <w:spacing w:after="40"/>
+      </w:pPr>
+    </w:p>
+    <w:tbl>
+      <w:tblPr>
+        <w:tblW w:type="auto" w:w="0"/>
+        <w:jc w:val="left"/>
+        <w:tblLayout w:type="fixed"/>
+        <w:tblLook w:firstColumn="1" w:firstRow="1" w:lastColumn="0" w:lastRow="0" w:noHBand="0" w:noVBand="1" w:val="04A0"/>
+        <w:tblLayout w:type="fixed"/>
+        <w:tblW w:w="10034" w:type="dxa"/>
+        <w:tblInd w:w="0" w:type="dxa"/>
+      </w:tblPr>
+      <w:tblGrid>
+        <w:gridCol w:w="10092"/>
+      </w:tblGrid>
+      <w:tr>
+        <w:tc>
+          <w:tcPr>
+            <w:tcW w:type="dxa" w:w="10035"/>
+            <w:shd w:val="clear" w:color="auto" w:fill="595959"/>
+            <w:tcBorders>
+              <w:top w:val="single" w:sz="4" w:space="0" w:color="595959"/>
+              <w:left w:val="single" w:sz="4" w:space="0" w:color="595959"/>
+              <w:bottom w:val="single" w:sz="4" w:space="0" w:color="595959"/>
+              <w:right w:val="single" w:sz="4" w:space="0" w:color="595959"/>
+            </w:tcBorders>
+          </w:tcPr>
+          <w:p>
+            <w:pPr>
+              <w:spacing w:before="60" w:after="60"/>
+            </w:pPr>
+            <w:r>
+              <w:rPr>
+                <w:b/>
+                <w:color w:val="FFFFFF"/>
+                <w:sz w:val="25"/>
+              </w:rPr>
+              <w:t>4. Verdadero o falso</w:t>
+            </w:r>
+          </w:p>
+        </w:tc>
+      </w:tr>
+    </w:tbl>
+    <w:p>
+      <w:pPr>
+        <w:spacing w:after="40"/>
+      </w:pPr>
+    </w:p>
+    <w:p>
+      <w:pPr>
+        <w:spacing w:after="120"/>
+      </w:pPr>
+      <w:r>
+        <w:rPr>
+          <w:sz w:val="22"/>
+        </w:rPr>
+        <w:t xml:space="preserve">1. El diálogo es el intercambio de mensajes por turnos. → Verdadero</w:t>
+      </w:r>
+    </w:p>
+    <w:p>
+      <w:pPr>
+        <w:spacing w:after="120"/>
+      </w:pPr>
+      <w:r>
+        <w:rPr>
+          <w:sz w:val="22"/>
+        </w:rPr>
+        <w:t xml:space="preserve">2. El debate es una discusión ordenada con moderador y participantes. → Verdadero</w:t>
+      </w:r>
+    </w:p>
+    <w:p>
+      <w:pPr>
+        <w:spacing w:after="120"/>
+      </w:pPr>
+      <w:r>
+        <w:rPr>
+          <w:sz w:val="22"/>
+        </w:rPr>
+        <w:t xml:space="preserve">3. El debate no necesita un tema concreto. → Falso</w:t>
+      </w:r>
+    </w:p>
+    <w:p>
+      <w:pPr>
+        <w:spacing w:after="120"/>
+      </w:pPr>
+      <w:r>
+        <w:rPr>
+          <w:sz w:val="22"/>
+        </w:rPr>
+        <w:t xml:space="preserve">4. El texto argumentativo defiende una opinión llamada tesis. → Verdadero</w:t>
+      </w:r>
+    </w:p>
+    <w:p>
+      <w:pPr>
+        <w:spacing w:after="120"/>
+      </w:pPr>
+      <w:r>
+        <w:rPr>
+          <w:sz w:val="22"/>
+        </w:rPr>
+        <w:t xml:space="preserve">5. El texto argumentativo se apoya en argumentos para defender la tesis. → Verdadero</w:t>
+      </w:r>
+    </w:p>
+    <w:p>
+      <w:pPr>
+        <w:spacing w:after="120"/>
+      </w:pPr>
+      <w:r>
+        <w:rPr>
+          <w:sz w:val="22"/>
+        </w:rPr>
+        <w:t xml:space="preserve">6. El texto argumentativo no necesita conclusión. → Falso</w:t>
+      </w:r>
+    </w:p>
+    <w:p>
+      <w:pPr>
+        <w:spacing w:after="120"/>
+      </w:pPr>
+      <w:r>
+        <w:rPr>
+          <w:sz w:val="22"/>
+        </w:rPr>
+        <w:t xml:space="preserve">7. Un debate bien organizado suele terminar con una conclusión. → Verdadero</w:t>
+      </w:r>
+    </w:p>
+    <w:p>
+      <w:pPr>
+        <w:spacing w:after="120"/>
+      </w:pPr>
+      <w:r>
+        <w:rPr>
+          <w:sz w:val="22"/>
+        </w:rPr>
+        <w:t xml:space="preserve">8. El diálogo puede darse entre dos o más personas. → Verdadero</w:t>
+      </w:r>
+    </w:p>
+    <w:p>
+      <w:pPr>
+        <w:spacing w:after="120"/>
+      </w:pPr>
+      <w:r>
+        <w:rPr>
+          <w:sz w:val="22"/>
+        </w:rPr>
+        <w:t xml:space="preserve">9. En un debate, el moderador organiza los turnos de palabra. → Verdadero</w:t>
+      </w:r>
+    </w:p>
+    <w:p>
+      <w:pPr>
+        <w:spacing w:after="120"/>
+      </w:pPr>
+      <w:r>
+        <w:rPr>
+          <w:sz w:val="22"/>
+        </w:rPr>
+        <w:t xml:space="preserve">10. Un debate puede tratar sobre un tema de actualidad. → Verdadero</w:t>
+      </w:r>
+    </w:p>
+    <w:p>
+      <w:pPr>
+        <w:spacing w:after="120"/>
+      </w:pPr>
+      <w:r>
+        <w:rPr>
+          <w:sz w:val="22"/>
+        </w:rPr>
+        <w:t xml:space="preserve">11. La tesis es la idea principal que defiende el texto argumentativo. → Verdadero</w:t>
+      </w:r>
+    </w:p>
+    <w:p>
+      <w:pPr>
+        <w:spacing w:after="120"/>
+      </w:pPr>
+      <w:r>
+        <w:rPr>
+          <w:sz w:val="22"/>
+        </w:rPr>
+        <w:t xml:space="preserve">12. Los argumentos sirven para apoyar la tesis con razones. → Verdadero</w:t>
+      </w:r>
+    </w:p>
+    <w:p>
+      <w:pPr>
+        <w:spacing w:after="120"/>
+      </w:pPr>
+      <w:r>
+        <w:rPr>
+          <w:sz w:val="22"/>
+        </w:rPr>
+        <w:t xml:space="preserve">13. Un diálogo puede escribirse con guiones para marcar cada intervención. → Verdadero</w:t>
+      </w:r>
+    </w:p>
+    <w:p>
+      <w:pPr>
+        <w:spacing w:after="120"/>
+      </w:pPr>
+      <w:r>
+        <w:rPr>
+          <w:sz w:val="22"/>
+        </w:rPr>
+        <w:t xml:space="preserve">14. El debate y el diálogo son exactamente la misma cosa. → Falso</w:t>
+      </w:r>
+    </w:p>
+    <w:p>
+      <w:pPr>
+        <w:spacing w:after="120"/>
+      </w:pPr>
+      <w:r>
+        <w:rPr>
+          <w:sz w:val="22"/>
+        </w:rPr>
+        <w:t xml:space="preserve">15. La conclusión cierra el texto argumentativo resumiendo la idea defendida. → Verdadero</w:t>
+      </w:r>
+    </w:p>
+    <w:p>
+      <w:pPr>
+        <w:spacing w:after="120"/>
+      </w:pPr>
+      <w:r>
+        <w:rPr>
+          <w:sz w:val="22"/>
+        </w:rPr>
+        <w:t xml:space="preserve">16. Escuchar con respeto es importante durante un debate. → Verdadero</w:t>
+      </w:r>
+    </w:p>
+    <w:p>
+      <w:pPr>
+        <w:spacing w:after="120"/>
+      </w:pPr>
+      <w:r>
+        <w:rPr>
+          <w:sz w:val="22"/>
+        </w:rPr>
+        <w:t xml:space="preserve">17. El texto argumentativo puede aparecer en un artículo de opinión. → Verdadero</w:t>
+      </w:r>
+    </w:p>
+    <w:p>
+      <w:pPr>
+        <w:spacing w:after="120"/>
+      </w:pPr>
+      <w:r>
+        <w:rPr>
+          <w:sz w:val="22"/>
+        </w:rPr>
+        <w:t xml:space="preserve">18. Practicar el debate ayuda a defender ideas con argumentos. → Verdadero</w:t>
       </w:r>
     </w:p>
     <w:sectPr>
